--- a/Study material/material.docx
+++ b/Study material/material.docx
@@ -9,15 +9,7 @@
     </w:p>
     <w:p>
       <w:r>
-        <w:t xml:space="preserve">Brutal truth - doing random </w:t>
-      </w:r>
-      <w:proofErr w:type="spellStart"/>
-      <w:r>
-        <w:t>LeetCode</w:t>
-      </w:r>
-      <w:proofErr w:type="spellEnd"/>
-      <w:r>
-        <w:t xml:space="preserve"> won’t get you far.</w:t>
+        <w:t>Brutal truth - doing random LeetCode won’t get you far.</w:t>
       </w:r>
     </w:p>
     <w:p>
@@ -57,7 +49,16 @@
       </w:r>
     </w:p>
     <w:p/>
-    <w:p/>
+    <w:p>
+      <w:r>
+        <w:t>System design</w:t>
+      </w:r>
+    </w:p>
+    <w:p>
+      <w:r>
+        <w:t>https://www.youtube.com/playlist?list=PLRtLu6rCuAlkO-HiER3AKoKkSG5DPp9TX</w:t>
+      </w:r>
+    </w:p>
     <w:sectPr>
       <w:pgSz w:w="12240" w:h="15840"/>
       <w:pgMar w:top="1440" w:right="1440" w:bottom="1440" w:left="1440" w:header="720" w:footer="720" w:gutter="0"/>
